--- a/06_Facilities_Technology_and_Budget/TAS2O_Equipment_Inventory_Maintenance_Log_AI_Enhanced.docx
+++ b/06_Facilities_Technology_and_Budget/TAS2O_Equipment_Inventory_Maintenance_Log_AI_Enhanced.docx
@@ -103,7 +103,7 @@
                 <w:b w:val="0"/>
                 <w:sz w:val="17"/>
               </w:rPr>
-              <w:t>[Insert School Name]</w:t>
+              <w:t>Webtree Academy</w:t>
             </w:r>
           </w:p>
         </w:tc>
@@ -137,7 +137,7 @@
                 <w:b w:val="0"/>
                 <w:sz w:val="17"/>
               </w:rPr>
-              <w:t>[Insert BSID]</w:t>
+              <w:t>883796</w:t>
             </w:r>
           </w:p>
         </w:tc>
@@ -239,7 +239,7 @@
                 <w:b w:val="0"/>
                 <w:sz w:val="17"/>
               </w:rPr>
-              <w:t>[Insert Name]</w:t>
+              <w:t>Carlos Chen</w:t>
             </w:r>
           </w:p>
         </w:tc>
@@ -307,7 +307,7 @@
                 <w:b w:val="0"/>
                 <w:sz w:val="17"/>
               </w:rPr>
-              <w:t>[Insert Name / Department]</w:t>
+              <w:t>Carlos Chen / Technological Education</w:t>
             </w:r>
           </w:p>
         </w:tc>

--- a/06_Facilities_Technology_and_Budget/TAS2O_Equipment_Inventory_Maintenance_Log_AI_Enhanced.docx
+++ b/06_Facilities_Technology_and_Budget/TAS2O_Equipment_Inventory_Maintenance_Log_AI_Enhanced.docx
@@ -205,7 +205,7 @@
                 <w:b w:val="0"/>
                 <w:sz w:val="17"/>
               </w:rPr>
-              <w:t>[Insert Room / Lab]</w:t>
+              <w:t>Hybrid classroom / school lab</w:t>
             </w:r>
           </w:p>
         </w:tc>
@@ -273,7 +273,7 @@
                 <w:b w:val="0"/>
                 <w:sz w:val="17"/>
               </w:rPr>
-              <w:t>[Insert Name]</w:t>
+              <w:t>Henry Michels</w:t>
             </w:r>
           </w:p>
         </w:tc>
@@ -341,7 +341,7 @@
                 <w:b w:val="0"/>
                 <w:sz w:val="17"/>
               </w:rPr>
-              <w:t>[Insert Date]</w:t>
+              <w:t>2026-05-12</w:t>
             </w:r>
           </w:p>
         </w:tc>
@@ -375,7 +375,7 @@
                 <w:b w:val="0"/>
                 <w:sz w:val="17"/>
               </w:rPr>
-              <w:t>[Insert Date]</w:t>
+              <w:t>2026-05-12</w:t>
             </w:r>
           </w:p>
         </w:tc>
@@ -10662,7 +10662,7 @@
                 <w:b w:val="0"/>
                 <w:sz w:val="17"/>
               </w:rPr>
-              <w:t>[Insert Date]</w:t>
+              <w:t>2026-05-12</w:t>
             </w:r>
           </w:p>
         </w:tc>

--- a/06_Facilities_Technology_and_Budget/TAS2O_Equipment_Inventory_Maintenance_Log_AI_Enhanced.docx
+++ b/06_Facilities_Technology_and_Budget/TAS2O_Equipment_Inventory_Maintenance_Log_AI_Enhanced.docx
@@ -1191,7 +1191,7 @@
                 <w:b w:val="0"/>
                 <w:sz w:val="17"/>
               </w:rPr>
-              <w:t>[Qty]</w:t>
+              <w:t>Class set / as stocked</w:t>
             </w:r>
           </w:p>
         </w:tc>
@@ -1207,7 +1207,7 @@
                 <w:b w:val="0"/>
                 <w:sz w:val="17"/>
               </w:rPr>
-              <w:t>[Location]</w:t>
+              <w:t>PPE station / locked tool cabinet / electronics bins</w:t>
             </w:r>
           </w:p>
         </w:tc>
@@ -1271,7 +1271,7 @@
                 <w:b w:val="0"/>
                 <w:sz w:val="17"/>
               </w:rPr>
-              <w:t>[Date]</w:t>
+              <w:t>2026-05-12</w:t>
             </w:r>
           </w:p>
         </w:tc>
@@ -1353,7 +1353,7 @@
                 <w:b w:val="0"/>
                 <w:sz w:val="17"/>
               </w:rPr>
-              <w:t>[Qty]</w:t>
+              <w:t>Class set / as stocked</w:t>
             </w:r>
           </w:p>
         </w:tc>
@@ -1369,7 +1369,7 @@
                 <w:b w:val="0"/>
                 <w:sz w:val="17"/>
               </w:rPr>
-              <w:t>[Location]</w:t>
+              <w:t>PPE station / locked tool cabinet / electronics bins</w:t>
             </w:r>
           </w:p>
         </w:tc>
@@ -1433,7 +1433,7 @@
                 <w:b w:val="0"/>
                 <w:sz w:val="17"/>
               </w:rPr>
-              <w:t>[Date]</w:t>
+              <w:t>2026-05-12</w:t>
             </w:r>
           </w:p>
         </w:tc>
@@ -1515,7 +1515,7 @@
                 <w:b w:val="0"/>
                 <w:sz w:val="17"/>
               </w:rPr>
-              <w:t>[Qty]</w:t>
+              <w:t>Class set / as stocked</w:t>
             </w:r>
           </w:p>
         </w:tc>
@@ -1531,7 +1531,7 @@
                 <w:b w:val="0"/>
                 <w:sz w:val="17"/>
               </w:rPr>
-              <w:t>[Location]</w:t>
+              <w:t>PPE station / locked tool cabinet / electronics bins</w:t>
             </w:r>
           </w:p>
         </w:tc>
@@ -1595,7 +1595,7 @@
                 <w:b w:val="0"/>
                 <w:sz w:val="17"/>
               </w:rPr>
-              <w:t>[Date]</w:t>
+              <w:t>2026-05-12</w:t>
             </w:r>
           </w:p>
         </w:tc>
@@ -1677,7 +1677,7 @@
                 <w:b w:val="0"/>
                 <w:sz w:val="17"/>
               </w:rPr>
-              <w:t>[Qty]</w:t>
+              <w:t>Class set / as stocked</w:t>
             </w:r>
           </w:p>
         </w:tc>
@@ -1757,7 +1757,7 @@
                 <w:b w:val="0"/>
                 <w:sz w:val="17"/>
               </w:rPr>
-              <w:t>[Date]</w:t>
+              <w:t>2026-05-12</w:t>
             </w:r>
           </w:p>
         </w:tc>
@@ -1839,7 +1839,7 @@
                 <w:b w:val="0"/>
                 <w:sz w:val="17"/>
               </w:rPr>
-              <w:t>[Qty]</w:t>
+              <w:t>Class set / as stocked</w:t>
             </w:r>
           </w:p>
         </w:tc>
@@ -1855,7 +1855,7 @@
                 <w:b w:val="0"/>
                 <w:sz w:val="17"/>
               </w:rPr>
-              <w:t>[Location]</w:t>
+              <w:t>PPE station / locked tool cabinet / electronics bins</w:t>
             </w:r>
           </w:p>
         </w:tc>
@@ -1919,7 +1919,7 @@
                 <w:b w:val="0"/>
                 <w:sz w:val="17"/>
               </w:rPr>
-              <w:t>[Date]</w:t>
+              <w:t>2026-05-12</w:t>
             </w:r>
           </w:p>
         </w:tc>
@@ -2001,7 +2001,7 @@
                 <w:b w:val="0"/>
                 <w:sz w:val="17"/>
               </w:rPr>
-              <w:t>[Qty]</w:t>
+              <w:t>Class set / as stocked</w:t>
             </w:r>
           </w:p>
         </w:tc>
@@ -2017,7 +2017,7 @@
                 <w:b w:val="0"/>
                 <w:sz w:val="17"/>
               </w:rPr>
-              <w:t>[Location]</w:t>
+              <w:t>PPE station / locked tool cabinet / electronics bins</w:t>
             </w:r>
           </w:p>
         </w:tc>
@@ -2081,7 +2081,7 @@
                 <w:b w:val="0"/>
                 <w:sz w:val="17"/>
               </w:rPr>
-              <w:t>[Date]</w:t>
+              <w:t>2026-05-12</w:t>
             </w:r>
           </w:p>
         </w:tc>
@@ -2163,7 +2163,7 @@
                 <w:b w:val="0"/>
                 <w:sz w:val="17"/>
               </w:rPr>
-              <w:t>[Qty]</w:t>
+              <w:t>Class set / as stocked</w:t>
             </w:r>
           </w:p>
         </w:tc>
@@ -2179,7 +2179,7 @@
                 <w:b w:val="0"/>
                 <w:sz w:val="17"/>
               </w:rPr>
-              <w:t>[Location]</w:t>
+              <w:t>PPE station / locked tool cabinet / electronics bins</w:t>
             </w:r>
           </w:p>
         </w:tc>
@@ -2243,7 +2243,7 @@
                 <w:b w:val="0"/>
                 <w:sz w:val="17"/>
               </w:rPr>
-              <w:t>[Date]</w:t>
+              <w:t>2026-05-12</w:t>
             </w:r>
           </w:p>
         </w:tc>
@@ -2325,7 +2325,7 @@
                 <w:b w:val="0"/>
                 <w:sz w:val="17"/>
               </w:rPr>
-              <w:t>[Qty]</w:t>
+              <w:t>Class set / as stocked</w:t>
             </w:r>
           </w:p>
         </w:tc>
@@ -2341,7 +2341,7 @@
                 <w:b w:val="0"/>
                 <w:sz w:val="17"/>
               </w:rPr>
-              <w:t>[Location]</w:t>
+              <w:t>PPE station / locked tool cabinet / electronics bins</w:t>
             </w:r>
           </w:p>
         </w:tc>
@@ -2405,7 +2405,7 @@
                 <w:b w:val="0"/>
                 <w:sz w:val="17"/>
               </w:rPr>
-              <w:t>[Date]</w:t>
+              <w:t>2026-05-12</w:t>
             </w:r>
           </w:p>
         </w:tc>
@@ -2487,7 +2487,7 @@
                 <w:b w:val="0"/>
                 <w:sz w:val="17"/>
               </w:rPr>
-              <w:t>[Qty]</w:t>
+              <w:t>Class set / as stocked</w:t>
             </w:r>
           </w:p>
         </w:tc>
@@ -2503,7 +2503,7 @@
                 <w:b w:val="0"/>
                 <w:sz w:val="17"/>
               </w:rPr>
-              <w:t>[Location]</w:t>
+              <w:t>PPE station / locked tool cabinet / electronics bins</w:t>
             </w:r>
           </w:p>
         </w:tc>
@@ -2567,7 +2567,7 @@
                 <w:b w:val="0"/>
                 <w:sz w:val="17"/>
               </w:rPr>
-              <w:t>[Date]</w:t>
+              <w:t>2026-05-12</w:t>
             </w:r>
           </w:p>
         </w:tc>
@@ -2649,7 +2649,7 @@
                 <w:b w:val="0"/>
                 <w:sz w:val="17"/>
               </w:rPr>
-              <w:t>[Qty]</w:t>
+              <w:t>Class set / as stocked</w:t>
             </w:r>
           </w:p>
         </w:tc>
@@ -2665,7 +2665,7 @@
                 <w:b w:val="0"/>
                 <w:sz w:val="17"/>
               </w:rPr>
-              <w:t>[Location]</w:t>
+              <w:t>PPE station / locked tool cabinet / electronics bins</w:t>
             </w:r>
           </w:p>
         </w:tc>
@@ -2729,7 +2729,7 @@
                 <w:b w:val="0"/>
                 <w:sz w:val="17"/>
               </w:rPr>
-              <w:t>[Date]</w:t>
+              <w:t>2026-05-12</w:t>
             </w:r>
           </w:p>
         </w:tc>

--- a/06_Facilities_Technology_and_Budget/TAS2O_Equipment_Inventory_Maintenance_Log_AI_Enhanced.docx
+++ b/06_Facilities_Technology_and_Budget/TAS2O_Equipment_Inventory_Maintenance_Log_AI_Enhanced.docx
@@ -392,12 +392,12 @@
     </w:p>
     <w:p>
       <w:r>
-        <w:t>This document is used to manage tools, equipment, PPE, electronics, digital devices, consumables, maintenance records, inspection evidence, and safety readiness for TAS2O. It supports safe delivery of hands-on learning, prototype construction, low-voltage electronics, CAD/digital design, and AI-supported technology activities.</w:t>
+        <w:t>This document is used to manage tools, equipment, PPE, electronics, digital devices, consumables, maintenance records, inspection evidence, and safety readiness for TAS2O. It should be kept consistent with the school inspection binder, safety procedures, and record-keeping expectations used across the TAS2O package.</w:t>
       </w:r>
     </w:p>
     <w:p>
       <w:r>
-        <w:t>The document should be maintained by the TAS2O teacher, reviewed by the principal or designate, and stored in the course inspection/evidence binder. It may be used before the course starts, during the course, and after course completion for internal review.</w:t>
+        <w:t>The document should be maintained by the TAS2O teacher, reviewed by the principal or designate, and stored in the course inspection/evidence binder. It may be used before the course starts, during the course, and after course completion for internal review and equipment accountability.</w:t>
       </w:r>
     </w:p>
     <w:p>
@@ -413,7 +413,7 @@
         <w:pStyle w:val="ListBullet"/>
       </w:pPr>
       <w:r>
-        <w:t>All tools and equipment used in TAS2O should be listed before student use.</w:t>
+        <w:t>All tools and equipment used in TAS2O should be listed before student use and cross-referenced against the school safety and administrative procedures where applicable.</w:t>
       </w:r>
     </w:p>
     <w:p>
@@ -421,7 +421,7 @@
         <w:pStyle w:val="ListBullet"/>
       </w:pPr>
       <w:r>
-        <w:t>Equipment condition should be checked before the first class, before high-risk activities, and after major project periods.</w:t>
+        <w:t>Equipment condition should be checked before the first class, before high-risk activities, and after major project periods, with updates filed in the course evidence binder when needed.</w:t>
       </w:r>
     </w:p>
     <w:p>
@@ -445,7 +445,7 @@
         <w:pStyle w:val="ListBullet"/>
       </w:pPr>
       <w:r>
-        <w:t>Consumables should be tracked to support safe storage, budgeting, and course continuity.</w:t>
+        <w:t>Consumables should be tracked to support safe storage, budgeting, course continuity, and inspection-ready records of what was available for practical work.</w:t>
       </w:r>
     </w:p>
     <w:p>
@@ -453,7 +453,7 @@
         <w:pStyle w:val="ListBullet"/>
       </w:pPr>
       <w:r>
-        <w:t>AI tools may be used to help draft maintenance checklists or equipment instructions, but all safety-related content must be verified by a qualified adult before use.</w:t>
+        <w:t>AI tools may be used to help draft maintenance checklists or equipment instructions, but all safety-related content must be verified by a qualified adult before use and before filing in the binder.</w:t>
       </w:r>
     </w:p>
     <w:p>
